--- a/templates/sale/طلب_نقل_حيازة 2.docx
+++ b/templates/sale/طلب_نقل_حيازة 2.docx
@@ -361,15 +361,36 @@
         <w:t xml:space="preserve"> </w:t>
       </w:r>
       <w:r>
+        <w:rPr>
+          <w:b/>
+          <w:bCs/>
+          <w:sz w:val="26"/>
+          <w:szCs w:val="26"/>
+          <w:rtl/>
+          <w:lang w:bidi="ar-EG"/>
+        </w:rPr>
         <w:t>{</w:t>
       </w:r>
       <w:r>
         <w:rPr>
-          <w:rtl/>
+          <w:b/>
+          <w:bCs/>
+          <w:sz w:val="26"/>
+          <w:szCs w:val="26"/>
+          <w:rtl/>
+          <w:lang w:bidi="ar-EG"/>
         </w:rPr>
         <w:t>{تاريخ_إصدار_بطاقة_البائع}</w:t>
       </w:r>
       <w:r>
+        <w:rPr>
+          <w:b/>
+          <w:bCs/>
+          <w:sz w:val="26"/>
+          <w:szCs w:val="26"/>
+          <w:rtl/>
+          <w:lang w:bidi="ar-EG"/>
+        </w:rPr>
         <w:t>}</w:t>
       </w:r>
       <w:r>
@@ -1099,123 +1120,13 @@
                 <w:rtl/>
               </w:rPr>
             </w:pPr>
-            <w:r>
-              <w:rPr>
-                <w:rFonts w:cs="Arial"/>
-                <w:b/>
-                <w:bCs/>
-                <w:rtl/>
-              </w:rPr>
-              <w:t>{%</w:t>
-            </w:r>
-            <w:r>
-              <w:rPr>
-                <w:b/>
-                <w:bCs/>
-              </w:rPr>
-              <w:t>p for l in lands</w:t>
-            </w:r>
-            <w:r>
-              <w:rPr>
-                <w:rFonts w:cs="Arial"/>
-                <w:b/>
-                <w:bCs/>
-                <w:rtl/>
-              </w:rPr>
-              <w:t xml:space="preserve"> %}</w:t>
-            </w:r>
-            <w:bookmarkStart w:id="0" w:name="_GoBack"/>
-            <w:bookmarkEnd w:id="0"/>
-          </w:p>
-          <w:p>
-            <w:pPr>
-              <w:jc w:val="center"/>
-              <w:rPr>
-                <w:b/>
-                <w:bCs/>
-              </w:rPr>
-            </w:pPr>
-            <w:r>
-              <w:rPr>
-                <w:rFonts w:cs="Arial"/>
-                <w:b/>
-                <w:bCs/>
-                <w:rtl/>
-              </w:rPr>
-              <w:t xml:space="preserve">{{ </w:t>
-            </w:r>
-            <w:r>
-              <w:rPr>
-                <w:b/>
-                <w:bCs/>
-              </w:rPr>
-              <w:t>l.hod</w:t>
-            </w:r>
-            <w:r>
-              <w:rPr>
-                <w:rFonts w:cs="Arial"/>
-                <w:b/>
-                <w:bCs/>
-                <w:rtl/>
-              </w:rPr>
-              <w:t xml:space="preserve"> }}</w:t>
-            </w:r>
-          </w:p>
-          <w:p>
-            <w:pPr>
-              <w:jc w:val="center"/>
-              <w:rPr>
-                <w:rFonts w:cs="Arial"/>
-                <w:b/>
-                <w:bCs/>
-                <w:rtl/>
-              </w:rPr>
-            </w:pPr>
-          </w:p>
-          <w:p>
-            <w:pPr>
-              <w:jc w:val="center"/>
-              <w:rPr>
-                <w:rFonts w:cs="Arial"/>
-                <w:b/>
-                <w:bCs/>
-                <w:rtl/>
-              </w:rPr>
-            </w:pPr>
-          </w:p>
-          <w:p>
-            <w:pPr>
-              <w:jc w:val="center"/>
-              <w:rPr>
-                <w:b/>
-                <w:bCs/>
-                <w:rtl/>
-              </w:rPr>
-            </w:pPr>
-            <w:r>
-              <w:rPr>
-                <w:rFonts w:cs="Arial"/>
-                <w:b/>
-                <w:bCs/>
-                <w:rtl/>
-              </w:rPr>
-              <w:t>{%</w:t>
-            </w:r>
-            <w:r>
-              <w:rPr>
-                <w:b/>
-                <w:bCs/>
-              </w:rPr>
-              <w:t>p endfor</w:t>
-            </w:r>
-            <w:r>
-              <w:rPr>
-                <w:rFonts w:cs="Arial"/>
-                <w:b/>
-                <w:bCs/>
-                <w:rtl/>
-              </w:rPr>
-              <w:t xml:space="preserve"> %}</w:t>
+            <w:bookmarkStart w:id="0" w:name="_GoBack" w:colFirst="0" w:colLast="13"/>
+            <w:r>
+              <w:rPr>
+                <w:b/>
+                <w:bCs/>
+              </w:rPr>
+              <w:t>{% tr for l in lands %}</w:t>
             </w:r>
           </w:p>
         </w:tc>
@@ -1233,48 +1144,13 @@
               <w:rPr>
                 <w:b/>
                 <w:bCs/>
-              </w:rPr>
-            </w:pPr>
-            <w:r>
-              <w:rPr>
-                <w:rFonts w:cs="Arial"/>
-                <w:b/>
-                <w:bCs/>
-                <w:rtl/>
-              </w:rPr>
-              <w:t>{%</w:t>
-            </w:r>
-            <w:r>
-              <w:rPr>
-                <w:b/>
-                <w:bCs/>
-              </w:rPr>
-              <w:t>p for l in lands</w:t>
-            </w:r>
-            <w:r>
-              <w:rPr>
-                <w:rFonts w:cs="Arial"/>
-                <w:b/>
-                <w:bCs/>
-                <w:rtl/>
-              </w:rPr>
-              <w:t xml:space="preserve"> %}</w:t>
-            </w:r>
-          </w:p>
-          <w:p>
-            <w:pPr>
-              <w:jc w:val="center"/>
-              <w:rPr>
-                <w:b/>
-                <w:bCs/>
-              </w:rPr>
-            </w:pPr>
-            <w:r>
-              <w:rPr>
-                <w:rFonts w:cs="Arial"/>
-                <w:b/>
-                <w:bCs/>
-                <w:rtl/>
+                <w:rtl/>
+              </w:rPr>
+            </w:pPr>
+            <w:r>
+              <w:rPr>
+                <w:b/>
+                <w:bCs/>
               </w:rPr>
               <w:t xml:space="preserve">{{ </w:t>
             </w:r>
@@ -1289,69 +1165,10 @@
             <w:proofErr w:type="spellEnd"/>
             <w:r>
               <w:rPr>
-                <w:rFonts w:cs="Arial"/>
-                <w:b/>
-                <w:bCs/>
-                <w:rtl/>
+                <w:b/>
+                <w:bCs/>
               </w:rPr>
               <w:t xml:space="preserve"> }}</w:t>
-            </w:r>
-          </w:p>
-          <w:p>
-            <w:pPr>
-              <w:jc w:val="center"/>
-              <w:rPr>
-                <w:rFonts w:cs="Arial"/>
-                <w:b/>
-                <w:bCs/>
-                <w:rtl/>
-              </w:rPr>
-            </w:pPr>
-          </w:p>
-          <w:p>
-            <w:pPr>
-              <w:jc w:val="center"/>
-              <w:rPr>
-                <w:rFonts w:cs="Arial"/>
-                <w:b/>
-                <w:bCs/>
-                <w:rtl/>
-              </w:rPr>
-            </w:pPr>
-          </w:p>
-          <w:p>
-            <w:pPr>
-              <w:jc w:val="center"/>
-              <w:rPr>
-                <w:b/>
-                <w:bCs/>
-                <w:rtl/>
-              </w:rPr>
-            </w:pPr>
-            <w:r>
-              <w:rPr>
-                <w:rFonts w:cs="Arial"/>
-                <w:b/>
-                <w:bCs/>
-                <w:rtl/>
-              </w:rPr>
-              <w:t>{%</w:t>
-            </w:r>
-            <w:r>
-              <w:rPr>
-                <w:b/>
-                <w:bCs/>
-              </w:rPr>
-              <w:t>p endfor</w:t>
-            </w:r>
-            <w:r>
-              <w:rPr>
-                <w:rFonts w:cs="Arial"/>
-                <w:b/>
-                <w:bCs/>
-                <w:rtl/>
-              </w:rPr>
-              <w:t xml:space="preserve"> %}</w:t>
             </w:r>
           </w:p>
         </w:tc>
@@ -1369,48 +1186,13 @@
               <w:rPr>
                 <w:b/>
                 <w:bCs/>
-              </w:rPr>
-            </w:pPr>
-            <w:r>
-              <w:rPr>
-                <w:rFonts w:cs="Arial"/>
-                <w:b/>
-                <w:bCs/>
-                <w:rtl/>
-              </w:rPr>
-              <w:t>{%</w:t>
-            </w:r>
-            <w:r>
-              <w:rPr>
-                <w:b/>
-                <w:bCs/>
-              </w:rPr>
-              <w:t>p for l in lands</w:t>
-            </w:r>
-            <w:r>
-              <w:rPr>
-                <w:rFonts w:cs="Arial"/>
-                <w:b/>
-                <w:bCs/>
-                <w:rtl/>
-              </w:rPr>
-              <w:t xml:space="preserve"> %}</w:t>
-            </w:r>
-          </w:p>
-          <w:p>
-            <w:pPr>
-              <w:jc w:val="center"/>
-              <w:rPr>
-                <w:b/>
-                <w:bCs/>
-              </w:rPr>
-            </w:pPr>
-            <w:r>
-              <w:rPr>
-                <w:rFonts w:cs="Arial"/>
-                <w:b/>
-                <w:bCs/>
-                <w:rtl/>
+                <w:rtl/>
+              </w:rPr>
+            </w:pPr>
+            <w:r>
+              <w:rPr>
+                <w:b/>
+                <w:bCs/>
               </w:rPr>
               <w:t xml:space="preserve">{{ </w:t>
             </w:r>
@@ -1420,74 +1202,15 @@
                 <w:b/>
                 <w:bCs/>
               </w:rPr>
-              <w:t>l.s</w:t>
+              <w:t>l.k</w:t>
             </w:r>
             <w:proofErr w:type="spellEnd"/>
             <w:r>
               <w:rPr>
-                <w:rFonts w:cs="Arial"/>
-                <w:b/>
-                <w:bCs/>
-                <w:rtl/>
+                <w:b/>
+                <w:bCs/>
               </w:rPr>
               <w:t xml:space="preserve"> }}</w:t>
-            </w:r>
-          </w:p>
-          <w:p>
-            <w:pPr>
-              <w:jc w:val="center"/>
-              <w:rPr>
-                <w:rFonts w:cs="Arial"/>
-                <w:b/>
-                <w:bCs/>
-                <w:rtl/>
-              </w:rPr>
-            </w:pPr>
-          </w:p>
-          <w:p>
-            <w:pPr>
-              <w:jc w:val="center"/>
-              <w:rPr>
-                <w:rFonts w:cs="Arial"/>
-                <w:b/>
-                <w:bCs/>
-                <w:rtl/>
-              </w:rPr>
-            </w:pPr>
-          </w:p>
-          <w:p>
-            <w:pPr>
-              <w:jc w:val="center"/>
-              <w:rPr>
-                <w:b/>
-                <w:bCs/>
-                <w:rtl/>
-              </w:rPr>
-            </w:pPr>
-            <w:r>
-              <w:rPr>
-                <w:rFonts w:cs="Arial"/>
-                <w:b/>
-                <w:bCs/>
-                <w:rtl/>
-              </w:rPr>
-              <w:t>{%</w:t>
-            </w:r>
-            <w:r>
-              <w:rPr>
-                <w:b/>
-                <w:bCs/>
-              </w:rPr>
-              <w:t>p endfor</w:t>
-            </w:r>
-            <w:r>
-              <w:rPr>
-                <w:rFonts w:cs="Arial"/>
-                <w:b/>
-                <w:bCs/>
-                <w:rtl/>
-              </w:rPr>
-              <w:t xml:space="preserve"> %}</w:t>
             </w:r>
           </w:p>
         </w:tc>
@@ -1505,48 +1228,13 @@
               <w:rPr>
                 <w:b/>
                 <w:bCs/>
-              </w:rPr>
-            </w:pPr>
-            <w:r>
-              <w:rPr>
-                <w:rFonts w:cs="Arial"/>
-                <w:b/>
-                <w:bCs/>
-                <w:rtl/>
-              </w:rPr>
-              <w:t>{%</w:t>
-            </w:r>
-            <w:r>
-              <w:rPr>
-                <w:b/>
-                <w:bCs/>
-              </w:rPr>
-              <w:t>p for l in lands</w:t>
-            </w:r>
-            <w:r>
-              <w:rPr>
-                <w:rFonts w:cs="Arial"/>
-                <w:b/>
-                <w:bCs/>
-                <w:rtl/>
-              </w:rPr>
-              <w:t xml:space="preserve"> %}</w:t>
-            </w:r>
-          </w:p>
-          <w:p>
-            <w:pPr>
-              <w:jc w:val="center"/>
-              <w:rPr>
-                <w:b/>
-                <w:bCs/>
-              </w:rPr>
-            </w:pPr>
-            <w:r>
-              <w:rPr>
-                <w:rFonts w:cs="Arial"/>
-                <w:b/>
-                <w:bCs/>
-                <w:rtl/>
+                <w:rtl/>
+              </w:rPr>
+            </w:pPr>
+            <w:r>
+              <w:rPr>
+                <w:b/>
+                <w:bCs/>
               </w:rPr>
               <w:t xml:space="preserve">{{ </w:t>
             </w:r>
@@ -1556,74 +1244,15 @@
                 <w:b/>
                 <w:bCs/>
               </w:rPr>
-              <w:t>l.s</w:t>
+              <w:t>l.f</w:t>
             </w:r>
             <w:proofErr w:type="spellEnd"/>
             <w:r>
               <w:rPr>
-                <w:rFonts w:cs="Arial"/>
-                <w:b/>
-                <w:bCs/>
-                <w:rtl/>
+                <w:b/>
+                <w:bCs/>
               </w:rPr>
               <w:t xml:space="preserve"> }}</w:t>
-            </w:r>
-          </w:p>
-          <w:p>
-            <w:pPr>
-              <w:jc w:val="center"/>
-              <w:rPr>
-                <w:rFonts w:cs="Arial"/>
-                <w:b/>
-                <w:bCs/>
-                <w:rtl/>
-              </w:rPr>
-            </w:pPr>
-          </w:p>
-          <w:p>
-            <w:pPr>
-              <w:jc w:val="center"/>
-              <w:rPr>
-                <w:rFonts w:cs="Arial"/>
-                <w:b/>
-                <w:bCs/>
-                <w:rtl/>
-              </w:rPr>
-            </w:pPr>
-          </w:p>
-          <w:p>
-            <w:pPr>
-              <w:jc w:val="center"/>
-              <w:rPr>
-                <w:b/>
-                <w:bCs/>
-                <w:rtl/>
-              </w:rPr>
-            </w:pPr>
-            <w:r>
-              <w:rPr>
-                <w:rFonts w:cs="Arial"/>
-                <w:b/>
-                <w:bCs/>
-                <w:rtl/>
-              </w:rPr>
-              <w:t>{%</w:t>
-            </w:r>
-            <w:r>
-              <w:rPr>
-                <w:b/>
-                <w:bCs/>
-              </w:rPr>
-              <w:t>p endfor</w:t>
-            </w:r>
-            <w:r>
-              <w:rPr>
-                <w:rFonts w:cs="Arial"/>
-                <w:b/>
-                <w:bCs/>
-                <w:rtl/>
-              </w:rPr>
-              <w:t xml:space="preserve"> %}</w:t>
             </w:r>
           </w:p>
         </w:tc>
@@ -1639,110 +1268,15 @@
             <w:pPr>
               <w:jc w:val="center"/>
               <w:rPr>
-                <w:b/>
-                <w:bCs/>
-              </w:rPr>
-            </w:pPr>
-            <w:r>
-              <w:rPr>
-                <w:rFonts w:cs="Arial"/>
-                <w:b/>
-                <w:bCs/>
-                <w:rtl/>
-              </w:rPr>
-              <w:t>{%</w:t>
-            </w:r>
-            <w:r>
-              <w:rPr>
-                <w:b/>
-                <w:bCs/>
-              </w:rPr>
-              <w:t>p for l in lands</w:t>
-            </w:r>
-            <w:r>
-              <w:rPr>
-                <w:rFonts w:cs="Arial"/>
-                <w:b/>
-                <w:bCs/>
-                <w:rtl/>
-              </w:rPr>
-              <w:t xml:space="preserve"> %}</w:t>
-            </w:r>
-          </w:p>
-          <w:p>
-            <w:pPr>
-              <w:jc w:val="center"/>
-              <w:rPr>
-                <w:b/>
-                <w:bCs/>
-                <w:rtl/>
-              </w:rPr>
-            </w:pPr>
-            <w:r>
-              <w:rPr>
-                <w:rFonts w:cs="Arial"/>
-                <w:b/>
-                <w:bCs/>
+                <w:rtl/>
+              </w:rPr>
+            </w:pPr>
+            <w:r>
+              <w:rPr>
+                <w:rFonts w:hint="cs"/>
                 <w:rtl/>
               </w:rPr>
               <w:t>ــ</w:t>
-            </w:r>
-          </w:p>
-          <w:p>
-            <w:pPr>
-              <w:jc w:val="center"/>
-              <w:rPr>
-                <w:rFonts w:cs="Arial"/>
-                <w:b/>
-                <w:bCs/>
-                <w:rtl/>
-              </w:rPr>
-            </w:pPr>
-          </w:p>
-          <w:p>
-            <w:pPr>
-              <w:jc w:val="center"/>
-              <w:rPr>
-                <w:rFonts w:cs="Arial"/>
-                <w:b/>
-                <w:bCs/>
-                <w:rtl/>
-              </w:rPr>
-            </w:pPr>
-          </w:p>
-          <w:p>
-            <w:pPr>
-              <w:jc w:val="center"/>
-              <w:rPr>
-                <w:b/>
-                <w:bCs/>
-                <w:rtl/>
-              </w:rPr>
-            </w:pPr>
-            <w:r>
-              <w:rPr>
-                <w:rFonts w:cs="Arial"/>
-                <w:b/>
-                <w:bCs/>
-                <w:rtl/>
-              </w:rPr>
-              <w:t>{%</w:t>
-            </w:r>
-            <w:r>
-              <w:rPr>
-                <w:b/>
-                <w:bCs/>
-              </w:rPr>
-              <w:t>p endfor</w:t>
-            </w:r>
-            <w:r>
-              <w:rPr>
-                <w:rFonts w:cs="Arial"/>
-                <w:b/>
-                <w:bCs/>
-                <w:rtl/>
-              </w:rPr>
-              <w:t xml:space="preserve"> %}</w:t>
             </w:r>
           </w:p>
         </w:tc>
@@ -1758,110 +1292,15 @@
             <w:pPr>
               <w:jc w:val="center"/>
               <w:rPr>
-                <w:b/>
-                <w:bCs/>
-              </w:rPr>
-            </w:pPr>
-            <w:r>
-              <w:rPr>
-                <w:rFonts w:cs="Arial"/>
-                <w:b/>
-                <w:bCs/>
-                <w:rtl/>
-              </w:rPr>
-              <w:t>{%</w:t>
-            </w:r>
-            <w:r>
-              <w:rPr>
-                <w:b/>
-                <w:bCs/>
-              </w:rPr>
-              <w:t>p for l in lands</w:t>
-            </w:r>
-            <w:r>
-              <w:rPr>
-                <w:rFonts w:cs="Arial"/>
-                <w:b/>
-                <w:bCs/>
-                <w:rtl/>
-              </w:rPr>
-              <w:t xml:space="preserve"> %}</w:t>
-            </w:r>
-          </w:p>
-          <w:p>
-            <w:pPr>
-              <w:jc w:val="center"/>
-              <w:rPr>
-                <w:b/>
-                <w:bCs/>
-                <w:rtl/>
-              </w:rPr>
-            </w:pPr>
-            <w:r>
-              <w:rPr>
-                <w:rFonts w:cs="Arial"/>
-                <w:b/>
-                <w:bCs/>
+                <w:rtl/>
+              </w:rPr>
+            </w:pPr>
+            <w:r>
+              <w:rPr>
+                <w:rFonts w:hint="cs"/>
                 <w:rtl/>
               </w:rPr>
               <w:t>ــ</w:t>
-            </w:r>
-          </w:p>
-          <w:p>
-            <w:pPr>
-              <w:jc w:val="center"/>
-              <w:rPr>
-                <w:rFonts w:cs="Arial"/>
-                <w:b/>
-                <w:bCs/>
-                <w:rtl/>
-              </w:rPr>
-            </w:pPr>
-          </w:p>
-          <w:p>
-            <w:pPr>
-              <w:jc w:val="center"/>
-              <w:rPr>
-                <w:rFonts w:cs="Arial"/>
-                <w:b/>
-                <w:bCs/>
-                <w:rtl/>
-              </w:rPr>
-            </w:pPr>
-          </w:p>
-          <w:p>
-            <w:pPr>
-              <w:jc w:val="center"/>
-              <w:rPr>
-                <w:b/>
-                <w:bCs/>
-                <w:rtl/>
-              </w:rPr>
-            </w:pPr>
-            <w:r>
-              <w:rPr>
-                <w:rFonts w:cs="Arial"/>
-                <w:b/>
-                <w:bCs/>
-                <w:rtl/>
-              </w:rPr>
-              <w:t>{%</w:t>
-            </w:r>
-            <w:r>
-              <w:rPr>
-                <w:b/>
-                <w:bCs/>
-              </w:rPr>
-              <w:t>p endfor</w:t>
-            </w:r>
-            <w:r>
-              <w:rPr>
-                <w:rFonts w:cs="Arial"/>
-                <w:b/>
-                <w:bCs/>
-                <w:rtl/>
-              </w:rPr>
-              <w:t xml:space="preserve"> %}</w:t>
             </w:r>
           </w:p>
         </w:tc>
@@ -1877,110 +1316,15 @@
             <w:pPr>
               <w:jc w:val="center"/>
               <w:rPr>
-                <w:b/>
-                <w:bCs/>
-              </w:rPr>
-            </w:pPr>
-            <w:r>
-              <w:rPr>
-                <w:rFonts w:cs="Arial"/>
-                <w:b/>
-                <w:bCs/>
-                <w:rtl/>
-              </w:rPr>
-              <w:t>{%</w:t>
-            </w:r>
-            <w:r>
-              <w:rPr>
-                <w:b/>
-                <w:bCs/>
-              </w:rPr>
-              <w:t>p for l in lands</w:t>
-            </w:r>
-            <w:r>
-              <w:rPr>
-                <w:rFonts w:cs="Arial"/>
-                <w:b/>
-                <w:bCs/>
-                <w:rtl/>
-              </w:rPr>
-              <w:t xml:space="preserve"> %}</w:t>
-            </w:r>
-          </w:p>
-          <w:p>
-            <w:pPr>
-              <w:jc w:val="center"/>
-              <w:rPr>
-                <w:b/>
-                <w:bCs/>
-                <w:rtl/>
-              </w:rPr>
-            </w:pPr>
-            <w:r>
-              <w:rPr>
-                <w:rFonts w:cs="Arial"/>
-                <w:b/>
-                <w:bCs/>
+                <w:rtl/>
+              </w:rPr>
+            </w:pPr>
+            <w:r>
+              <w:rPr>
+                <w:rFonts w:hint="cs"/>
                 <w:rtl/>
               </w:rPr>
               <w:t>ــ</w:t>
-            </w:r>
-          </w:p>
-          <w:p>
-            <w:pPr>
-              <w:jc w:val="center"/>
-              <w:rPr>
-                <w:rFonts w:cs="Arial"/>
-                <w:b/>
-                <w:bCs/>
-                <w:rtl/>
-              </w:rPr>
-            </w:pPr>
-          </w:p>
-          <w:p>
-            <w:pPr>
-              <w:jc w:val="center"/>
-              <w:rPr>
-                <w:rFonts w:cs="Arial"/>
-                <w:b/>
-                <w:bCs/>
-                <w:rtl/>
-              </w:rPr>
-            </w:pPr>
-          </w:p>
-          <w:p>
-            <w:pPr>
-              <w:jc w:val="center"/>
-              <w:rPr>
-                <w:b/>
-                <w:bCs/>
-                <w:rtl/>
-              </w:rPr>
-            </w:pPr>
-            <w:r>
-              <w:rPr>
-                <w:rFonts w:cs="Arial"/>
-                <w:b/>
-                <w:bCs/>
-                <w:rtl/>
-              </w:rPr>
-              <w:t>{%</w:t>
-            </w:r>
-            <w:r>
-              <w:rPr>
-                <w:b/>
-                <w:bCs/>
-              </w:rPr>
-              <w:t>p endfor</w:t>
-            </w:r>
-            <w:r>
-              <w:rPr>
-                <w:rFonts w:cs="Arial"/>
-                <w:b/>
-                <w:bCs/>
-                <w:rtl/>
-              </w:rPr>
-              <w:t xml:space="preserve"> %}</w:t>
             </w:r>
           </w:p>
         </w:tc>
@@ -1996,110 +1340,15 @@
             <w:pPr>
               <w:jc w:val="center"/>
               <w:rPr>
-                <w:b/>
-                <w:bCs/>
-              </w:rPr>
-            </w:pPr>
-            <w:r>
-              <w:rPr>
-                <w:rFonts w:cs="Arial"/>
-                <w:b/>
-                <w:bCs/>
-                <w:rtl/>
-              </w:rPr>
-              <w:t>{%</w:t>
-            </w:r>
-            <w:r>
-              <w:rPr>
-                <w:b/>
-                <w:bCs/>
-              </w:rPr>
-              <w:t>p for l in lands</w:t>
-            </w:r>
-            <w:r>
-              <w:rPr>
-                <w:rFonts w:cs="Arial"/>
-                <w:b/>
-                <w:bCs/>
-                <w:rtl/>
-              </w:rPr>
-              <w:t xml:space="preserve"> %}</w:t>
-            </w:r>
-          </w:p>
-          <w:p>
-            <w:pPr>
-              <w:jc w:val="center"/>
-              <w:rPr>
-                <w:b/>
-                <w:bCs/>
-                <w:rtl/>
-              </w:rPr>
-            </w:pPr>
-            <w:r>
-              <w:rPr>
-                <w:rFonts w:cs="Arial"/>
-                <w:b/>
-                <w:bCs/>
+                <w:rtl/>
+              </w:rPr>
+            </w:pPr>
+            <w:r>
+              <w:rPr>
+                <w:rFonts w:hint="cs"/>
                 <w:rtl/>
               </w:rPr>
               <w:t>ــ</w:t>
-            </w:r>
-          </w:p>
-          <w:p>
-            <w:pPr>
-              <w:jc w:val="center"/>
-              <w:rPr>
-                <w:rFonts w:cs="Arial"/>
-                <w:b/>
-                <w:bCs/>
-                <w:rtl/>
-              </w:rPr>
-            </w:pPr>
-          </w:p>
-          <w:p>
-            <w:pPr>
-              <w:jc w:val="center"/>
-              <w:rPr>
-                <w:rFonts w:cs="Arial"/>
-                <w:b/>
-                <w:bCs/>
-                <w:rtl/>
-              </w:rPr>
-            </w:pPr>
-          </w:p>
-          <w:p>
-            <w:pPr>
-              <w:jc w:val="center"/>
-              <w:rPr>
-                <w:b/>
-                <w:bCs/>
-                <w:rtl/>
-              </w:rPr>
-            </w:pPr>
-            <w:r>
-              <w:rPr>
-                <w:rFonts w:cs="Arial"/>
-                <w:b/>
-                <w:bCs/>
-                <w:rtl/>
-              </w:rPr>
-              <w:t>{%</w:t>
-            </w:r>
-            <w:r>
-              <w:rPr>
-                <w:b/>
-                <w:bCs/>
-              </w:rPr>
-              <w:t>p endfor</w:t>
-            </w:r>
-            <w:r>
-              <w:rPr>
-                <w:rFonts w:cs="Arial"/>
-                <w:b/>
-                <w:bCs/>
-                <w:rtl/>
-              </w:rPr>
-              <w:t xml:space="preserve"> %}</w:t>
             </w:r>
           </w:p>
         </w:tc>
@@ -2115,110 +1364,15 @@
             <w:pPr>
               <w:jc w:val="center"/>
               <w:rPr>
-                <w:b/>
-                <w:bCs/>
-              </w:rPr>
-            </w:pPr>
-            <w:r>
-              <w:rPr>
-                <w:rFonts w:cs="Arial"/>
-                <w:b/>
-                <w:bCs/>
-                <w:rtl/>
-              </w:rPr>
-              <w:t>{%</w:t>
-            </w:r>
-            <w:r>
-              <w:rPr>
-                <w:b/>
-                <w:bCs/>
-              </w:rPr>
-              <w:t>p for l in lands</w:t>
-            </w:r>
-            <w:r>
-              <w:rPr>
-                <w:rFonts w:cs="Arial"/>
-                <w:b/>
-                <w:bCs/>
-                <w:rtl/>
-              </w:rPr>
-              <w:t xml:space="preserve"> %}</w:t>
-            </w:r>
-          </w:p>
-          <w:p>
-            <w:pPr>
-              <w:jc w:val="center"/>
-              <w:rPr>
-                <w:b/>
-                <w:bCs/>
-                <w:rtl/>
-              </w:rPr>
-            </w:pPr>
-            <w:r>
-              <w:rPr>
-                <w:rFonts w:cs="Arial"/>
-                <w:b/>
-                <w:bCs/>
+                <w:rtl/>
+              </w:rPr>
+            </w:pPr>
+            <w:r>
+              <w:rPr>
+                <w:rFonts w:hint="cs"/>
                 <w:rtl/>
               </w:rPr>
               <w:t>ــ</w:t>
-            </w:r>
-          </w:p>
-          <w:p>
-            <w:pPr>
-              <w:jc w:val="center"/>
-              <w:rPr>
-                <w:rFonts w:cs="Arial"/>
-                <w:b/>
-                <w:bCs/>
-                <w:rtl/>
-              </w:rPr>
-            </w:pPr>
-          </w:p>
-          <w:p>
-            <w:pPr>
-              <w:jc w:val="center"/>
-              <w:rPr>
-                <w:rFonts w:cs="Arial"/>
-                <w:b/>
-                <w:bCs/>
-                <w:rtl/>
-              </w:rPr>
-            </w:pPr>
-          </w:p>
-          <w:p>
-            <w:pPr>
-              <w:jc w:val="center"/>
-              <w:rPr>
-                <w:b/>
-                <w:bCs/>
-                <w:rtl/>
-              </w:rPr>
-            </w:pPr>
-            <w:r>
-              <w:rPr>
-                <w:rFonts w:cs="Arial"/>
-                <w:b/>
-                <w:bCs/>
-                <w:rtl/>
-              </w:rPr>
-              <w:t>{%</w:t>
-            </w:r>
-            <w:r>
-              <w:rPr>
-                <w:b/>
-                <w:bCs/>
-              </w:rPr>
-              <w:t>p endfor</w:t>
-            </w:r>
-            <w:r>
-              <w:rPr>
-                <w:rFonts w:cs="Arial"/>
-                <w:b/>
-                <w:bCs/>
-                <w:rtl/>
-              </w:rPr>
-              <w:t xml:space="preserve"> %}</w:t>
             </w:r>
           </w:p>
         </w:tc>
@@ -2234,110 +1388,15 @@
             <w:pPr>
               <w:jc w:val="center"/>
               <w:rPr>
-                <w:b/>
-                <w:bCs/>
-              </w:rPr>
-            </w:pPr>
-            <w:r>
-              <w:rPr>
-                <w:rFonts w:cs="Arial"/>
-                <w:b/>
-                <w:bCs/>
-                <w:rtl/>
-              </w:rPr>
-              <w:t>{%</w:t>
-            </w:r>
-            <w:r>
-              <w:rPr>
-                <w:b/>
-                <w:bCs/>
-              </w:rPr>
-              <w:t>p for l in lands</w:t>
-            </w:r>
-            <w:r>
-              <w:rPr>
-                <w:rFonts w:cs="Arial"/>
-                <w:b/>
-                <w:bCs/>
-                <w:rtl/>
-              </w:rPr>
-              <w:t xml:space="preserve"> %}</w:t>
-            </w:r>
-          </w:p>
-          <w:p>
-            <w:pPr>
-              <w:jc w:val="center"/>
-              <w:rPr>
-                <w:b/>
-                <w:bCs/>
-                <w:rtl/>
-              </w:rPr>
-            </w:pPr>
-            <w:r>
-              <w:rPr>
-                <w:rFonts w:cs="Arial"/>
-                <w:b/>
-                <w:bCs/>
+                <w:rtl/>
+              </w:rPr>
+            </w:pPr>
+            <w:r>
+              <w:rPr>
+                <w:rFonts w:hint="cs"/>
                 <w:rtl/>
               </w:rPr>
               <w:t>ــ</w:t>
-            </w:r>
-          </w:p>
-          <w:p>
-            <w:pPr>
-              <w:jc w:val="center"/>
-              <w:rPr>
-                <w:rFonts w:cs="Arial"/>
-                <w:b/>
-                <w:bCs/>
-                <w:rtl/>
-              </w:rPr>
-            </w:pPr>
-          </w:p>
-          <w:p>
-            <w:pPr>
-              <w:jc w:val="center"/>
-              <w:rPr>
-                <w:rFonts w:cs="Arial"/>
-                <w:b/>
-                <w:bCs/>
-                <w:rtl/>
-              </w:rPr>
-            </w:pPr>
-          </w:p>
-          <w:p>
-            <w:pPr>
-              <w:jc w:val="center"/>
-              <w:rPr>
-                <w:b/>
-                <w:bCs/>
-                <w:rtl/>
-              </w:rPr>
-            </w:pPr>
-            <w:r>
-              <w:rPr>
-                <w:rFonts w:cs="Arial"/>
-                <w:b/>
-                <w:bCs/>
-                <w:rtl/>
-              </w:rPr>
-              <w:t>{%</w:t>
-            </w:r>
-            <w:r>
-              <w:rPr>
-                <w:b/>
-                <w:bCs/>
-              </w:rPr>
-              <w:t>p endfor</w:t>
-            </w:r>
-            <w:r>
-              <w:rPr>
-                <w:rFonts w:cs="Arial"/>
-                <w:b/>
-                <w:bCs/>
-                <w:rtl/>
-              </w:rPr>
-              <w:t xml:space="preserve"> %}</w:t>
             </w:r>
           </w:p>
         </w:tc>
@@ -2355,48 +1414,13 @@
               <w:rPr>
                 <w:b/>
                 <w:bCs/>
-              </w:rPr>
-            </w:pPr>
-            <w:r>
-              <w:rPr>
-                <w:rFonts w:cs="Arial"/>
-                <w:b/>
-                <w:bCs/>
-                <w:rtl/>
-              </w:rPr>
-              <w:t>{%</w:t>
-            </w:r>
-            <w:r>
-              <w:rPr>
-                <w:b/>
-                <w:bCs/>
-              </w:rPr>
-              <w:t>p for l in lands</w:t>
-            </w:r>
-            <w:r>
-              <w:rPr>
-                <w:rFonts w:cs="Arial"/>
-                <w:b/>
-                <w:bCs/>
-                <w:rtl/>
-              </w:rPr>
-              <w:t xml:space="preserve"> %}</w:t>
-            </w:r>
-          </w:p>
-          <w:p>
-            <w:pPr>
-              <w:jc w:val="center"/>
-              <w:rPr>
-                <w:b/>
-                <w:bCs/>
-              </w:rPr>
-            </w:pPr>
-            <w:r>
-              <w:rPr>
-                <w:rFonts w:cs="Arial"/>
-                <w:b/>
-                <w:bCs/>
-                <w:rtl/>
+                <w:rtl/>
+              </w:rPr>
+            </w:pPr>
+            <w:r>
+              <w:rPr>
+                <w:b/>
+                <w:bCs/>
               </w:rPr>
               <w:t xml:space="preserve">{{ </w:t>
             </w:r>
@@ -2411,69 +1435,10 @@
             <w:proofErr w:type="spellEnd"/>
             <w:r>
               <w:rPr>
-                <w:rFonts w:cs="Arial"/>
-                <w:b/>
-                <w:bCs/>
-                <w:rtl/>
+                <w:b/>
+                <w:bCs/>
               </w:rPr>
               <w:t xml:space="preserve"> }}</w:t>
-            </w:r>
-          </w:p>
-          <w:p>
-            <w:pPr>
-              <w:jc w:val="center"/>
-              <w:rPr>
-                <w:rFonts w:cs="Arial"/>
-                <w:b/>
-                <w:bCs/>
-                <w:rtl/>
-              </w:rPr>
-            </w:pPr>
-          </w:p>
-          <w:p>
-            <w:pPr>
-              <w:jc w:val="center"/>
-              <w:rPr>
-                <w:rFonts w:cs="Arial"/>
-                <w:b/>
-                <w:bCs/>
-                <w:rtl/>
-              </w:rPr>
-            </w:pPr>
-          </w:p>
-          <w:p>
-            <w:pPr>
-              <w:jc w:val="center"/>
-              <w:rPr>
-                <w:b/>
-                <w:bCs/>
-                <w:rtl/>
-              </w:rPr>
-            </w:pPr>
-            <w:r>
-              <w:rPr>
-                <w:rFonts w:cs="Arial"/>
-                <w:b/>
-                <w:bCs/>
-                <w:rtl/>
-              </w:rPr>
-              <w:t>{%</w:t>
-            </w:r>
-            <w:r>
-              <w:rPr>
-                <w:b/>
-                <w:bCs/>
-              </w:rPr>
-              <w:t>p endfor</w:t>
-            </w:r>
-            <w:r>
-              <w:rPr>
-                <w:rFonts w:cs="Arial"/>
-                <w:b/>
-                <w:bCs/>
-                <w:rtl/>
-              </w:rPr>
-              <w:t xml:space="preserve"> %}</w:t>
             </w:r>
           </w:p>
         </w:tc>
@@ -2491,48 +1456,13 @@
               <w:rPr>
                 <w:b/>
                 <w:bCs/>
-              </w:rPr>
-            </w:pPr>
-            <w:r>
-              <w:rPr>
-                <w:rFonts w:cs="Arial"/>
-                <w:b/>
-                <w:bCs/>
-                <w:rtl/>
-              </w:rPr>
-              <w:t>{%</w:t>
-            </w:r>
-            <w:r>
-              <w:rPr>
-                <w:b/>
-                <w:bCs/>
-              </w:rPr>
-              <w:t>p for l in lands</w:t>
-            </w:r>
-            <w:r>
-              <w:rPr>
-                <w:rFonts w:cs="Arial"/>
-                <w:b/>
-                <w:bCs/>
-                <w:rtl/>
-              </w:rPr>
-              <w:t xml:space="preserve"> %}</w:t>
-            </w:r>
-          </w:p>
-          <w:p>
-            <w:pPr>
-              <w:jc w:val="center"/>
-              <w:rPr>
-                <w:b/>
-                <w:bCs/>
-              </w:rPr>
-            </w:pPr>
-            <w:r>
-              <w:rPr>
-                <w:rFonts w:cs="Arial"/>
-                <w:b/>
-                <w:bCs/>
-                <w:rtl/>
+                <w:rtl/>
+              </w:rPr>
+            </w:pPr>
+            <w:r>
+              <w:rPr>
+                <w:b/>
+                <w:bCs/>
               </w:rPr>
               <w:t xml:space="preserve">{{ </w:t>
             </w:r>
@@ -2547,69 +1477,10 @@
             <w:proofErr w:type="spellEnd"/>
             <w:r>
               <w:rPr>
-                <w:rFonts w:cs="Arial"/>
-                <w:b/>
-                <w:bCs/>
-                <w:rtl/>
+                <w:b/>
+                <w:bCs/>
               </w:rPr>
               <w:t xml:space="preserve"> }}</w:t>
-            </w:r>
-          </w:p>
-          <w:p>
-            <w:pPr>
-              <w:jc w:val="center"/>
-              <w:rPr>
-                <w:rFonts w:cs="Arial"/>
-                <w:b/>
-                <w:bCs/>
-                <w:rtl/>
-              </w:rPr>
-            </w:pPr>
-          </w:p>
-          <w:p>
-            <w:pPr>
-              <w:jc w:val="center"/>
-              <w:rPr>
-                <w:rFonts w:cs="Arial"/>
-                <w:b/>
-                <w:bCs/>
-                <w:rtl/>
-              </w:rPr>
-            </w:pPr>
-          </w:p>
-          <w:p>
-            <w:pPr>
-              <w:jc w:val="center"/>
-              <w:rPr>
-                <w:b/>
-                <w:bCs/>
-                <w:rtl/>
-              </w:rPr>
-            </w:pPr>
-            <w:r>
-              <w:rPr>
-                <w:rFonts w:cs="Arial"/>
-                <w:b/>
-                <w:bCs/>
-                <w:rtl/>
-              </w:rPr>
-              <w:t>{%</w:t>
-            </w:r>
-            <w:r>
-              <w:rPr>
-                <w:b/>
-                <w:bCs/>
-              </w:rPr>
-              <w:t>p endfor</w:t>
-            </w:r>
-            <w:r>
-              <w:rPr>
-                <w:rFonts w:cs="Arial"/>
-                <w:b/>
-                <w:bCs/>
-                <w:rtl/>
-              </w:rPr>
-              <w:t xml:space="preserve"> %}</w:t>
             </w:r>
           </w:p>
         </w:tc>
@@ -2627,48 +1498,13 @@
               <w:rPr>
                 <w:b/>
                 <w:bCs/>
-              </w:rPr>
-            </w:pPr>
-            <w:r>
-              <w:rPr>
-                <w:rFonts w:cs="Arial"/>
-                <w:b/>
-                <w:bCs/>
-                <w:rtl/>
-              </w:rPr>
-              <w:t>{%</w:t>
-            </w:r>
-            <w:r>
-              <w:rPr>
-                <w:b/>
-                <w:bCs/>
-              </w:rPr>
-              <w:t>p for l in lands</w:t>
-            </w:r>
-            <w:r>
-              <w:rPr>
-                <w:rFonts w:cs="Arial"/>
-                <w:b/>
-                <w:bCs/>
-                <w:rtl/>
-              </w:rPr>
-              <w:t xml:space="preserve"> %}</w:t>
-            </w:r>
-          </w:p>
-          <w:p>
-            <w:pPr>
-              <w:jc w:val="center"/>
-              <w:rPr>
-                <w:b/>
-                <w:bCs/>
-              </w:rPr>
-            </w:pPr>
-            <w:r>
-              <w:rPr>
-                <w:rFonts w:cs="Arial"/>
-                <w:b/>
-                <w:bCs/>
-                <w:rtl/>
+                <w:rtl/>
+              </w:rPr>
+            </w:pPr>
+            <w:r>
+              <w:rPr>
+                <w:b/>
+                <w:bCs/>
               </w:rPr>
               <w:t xml:space="preserve">{{ </w:t>
             </w:r>
@@ -2683,69 +1519,10 @@
             <w:proofErr w:type="spellEnd"/>
             <w:r>
               <w:rPr>
-                <w:rFonts w:cs="Arial"/>
-                <w:b/>
-                <w:bCs/>
-                <w:rtl/>
+                <w:b/>
+                <w:bCs/>
               </w:rPr>
               <w:t xml:space="preserve"> }}</w:t>
-            </w:r>
-          </w:p>
-          <w:p>
-            <w:pPr>
-              <w:jc w:val="center"/>
-              <w:rPr>
-                <w:rFonts w:cs="Arial"/>
-                <w:b/>
-                <w:bCs/>
-                <w:rtl/>
-              </w:rPr>
-            </w:pPr>
-          </w:p>
-          <w:p>
-            <w:pPr>
-              <w:jc w:val="center"/>
-              <w:rPr>
-                <w:rFonts w:cs="Arial"/>
-                <w:b/>
-                <w:bCs/>
-                <w:rtl/>
-              </w:rPr>
-            </w:pPr>
-          </w:p>
-          <w:p>
-            <w:pPr>
-              <w:jc w:val="center"/>
-              <w:rPr>
-                <w:b/>
-                <w:bCs/>
-                <w:rtl/>
-              </w:rPr>
-            </w:pPr>
-            <w:r>
-              <w:rPr>
-                <w:rFonts w:cs="Arial"/>
-                <w:b/>
-                <w:bCs/>
-                <w:rtl/>
-              </w:rPr>
-              <w:t>{%</w:t>
-            </w:r>
-            <w:r>
-              <w:rPr>
-                <w:b/>
-                <w:bCs/>
-              </w:rPr>
-              <w:t>p endfor</w:t>
-            </w:r>
-            <w:r>
-              <w:rPr>
-                <w:rFonts w:cs="Arial"/>
-                <w:b/>
-                <w:bCs/>
-                <w:rtl/>
-              </w:rPr>
-              <w:t xml:space="preserve"> %}</w:t>
             </w:r>
           </w:p>
         </w:tc>
@@ -2763,127 +1540,20 @@
               <w:rPr>
                 <w:b/>
                 <w:bCs/>
-              </w:rPr>
-            </w:pPr>
-            <w:r>
-              <w:rPr>
-                <w:rFonts w:cs="Arial"/>
-                <w:b/>
-                <w:bCs/>
-                <w:rtl/>
-              </w:rPr>
-              <w:t>{%</w:t>
-            </w:r>
-            <w:r>
-              <w:rPr>
-                <w:b/>
-                <w:bCs/>
-              </w:rPr>
-              <w:t>p for l in lands</w:t>
-            </w:r>
-            <w:r>
-              <w:rPr>
-                <w:rFonts w:cs="Arial"/>
-                <w:b/>
-                <w:bCs/>
-                <w:rtl/>
-              </w:rPr>
-              <w:t xml:space="preserve"> %}</w:t>
-            </w:r>
-          </w:p>
-          <w:p>
-            <w:pPr>
-              <w:jc w:val="center"/>
-              <w:rPr>
-                <w:b/>
-                <w:bCs/>
-              </w:rPr>
-            </w:pPr>
-            <w:r>
-              <w:rPr>
-                <w:rFonts w:cs="Arial"/>
-                <w:b/>
-                <w:bCs/>
-                <w:rtl/>
-              </w:rPr>
-              <w:t xml:space="preserve">{{ </w:t>
-            </w:r>
-            <w:r>
-              <w:rPr>
-                <w:b/>
-                <w:bCs/>
-              </w:rPr>
-              <w:t>l.w</w:t>
-            </w:r>
-            <w:r>
-              <w:rPr>
-                <w:rFonts w:cs="Arial"/>
-                <w:b/>
-                <w:bCs/>
-                <w:rtl/>
-              </w:rPr>
-              <w:t xml:space="preserve"> }}</w:t>
-            </w:r>
-          </w:p>
-          <w:p>
-            <w:pPr>
-              <w:jc w:val="center"/>
-              <w:rPr>
-                <w:rFonts w:cs="Arial"/>
-                <w:b/>
-                <w:bCs/>
-                <w:rtl/>
-              </w:rPr>
-            </w:pPr>
-          </w:p>
-          <w:p>
-            <w:pPr>
-              <w:jc w:val="center"/>
-              <w:rPr>
-                <w:rFonts w:cs="Arial"/>
-                <w:b/>
-                <w:bCs/>
-                <w:rtl/>
-              </w:rPr>
-            </w:pPr>
-          </w:p>
-          <w:p>
-            <w:pPr>
-              <w:jc w:val="center"/>
-              <w:rPr>
-                <w:b/>
-                <w:bCs/>
-                <w:rtl/>
-              </w:rPr>
-            </w:pPr>
-            <w:r>
-              <w:rPr>
-                <w:rFonts w:cs="Arial"/>
-                <w:b/>
-                <w:bCs/>
-                <w:rtl/>
-              </w:rPr>
-              <w:t>{%</w:t>
-            </w:r>
-            <w:r>
-              <w:rPr>
-                <w:b/>
-                <w:bCs/>
-              </w:rPr>
-              <w:t>p endfor</w:t>
-            </w:r>
-            <w:r>
-              <w:rPr>
-                <w:rFonts w:cs="Arial"/>
-                <w:b/>
-                <w:bCs/>
-                <w:rtl/>
-              </w:rPr>
-              <w:t xml:space="preserve"> %}</w:t>
+                <w:rtl/>
+              </w:rPr>
+            </w:pPr>
+            <w:r>
+              <w:rPr>
+                <w:b/>
+                <w:bCs/>
+              </w:rPr>
+              <w:t>{% tr endfor %}</w:t>
             </w:r>
           </w:p>
         </w:tc>
       </w:tr>
+      <w:bookmarkEnd w:id="0"/>
       <w:tr>
         <w:trPr>
           <w:trHeight w:val="427"/>
@@ -2928,15 +1598,19 @@
             <w:pPr>
               <w:jc w:val="center"/>
               <w:rPr>
-                <w:rFonts w:asciiTheme="minorBidi" w:hAnsiTheme="minorBidi"/>
-                <w:b/>
-                <w:bCs/>
-                <w:sz w:val="14"/>
-                <w:szCs w:val="14"/>
-                <w:rtl/>
-                <w:lang w:bidi="ar-EG"/>
-              </w:rPr>
-            </w:pPr>
+                <w:b/>
+                <w:bCs/>
+                <w:rtl/>
+              </w:rPr>
+            </w:pPr>
+            <w:r>
+              <w:rPr>
+                <w:b/>
+                <w:bCs/>
+                <w:rtl/>
+              </w:rPr>
+              <w:t>{{مساحة_البيع_سهم}}</w:t>
+            </w:r>
           </w:p>
         </w:tc>
         <w:tc>
@@ -2948,15 +1622,20 @@
             <w:pPr>
               <w:jc w:val="center"/>
               <w:rPr>
-                <w:rFonts w:asciiTheme="minorBidi" w:hAnsiTheme="minorBidi"/>
-                <w:b/>
-                <w:bCs/>
-                <w:sz w:val="14"/>
-                <w:szCs w:val="14"/>
-                <w:rtl/>
-                <w:lang w:bidi="ar-EG"/>
-              </w:rPr>
-            </w:pPr>
+                <w:b/>
+                <w:bCs/>
+                <w:rtl/>
+              </w:rPr>
+            </w:pPr>
+            <w:r>
+              <w:rPr>
+                <w:rFonts w:cs="Arial"/>
+                <w:b/>
+                <w:bCs/>
+                <w:rtl/>
+              </w:rPr>
+              <w:t>{{مساحة_البيع_قيراط}}</w:t>
+            </w:r>
           </w:p>
         </w:tc>
         <w:tc>
@@ -2968,15 +1647,20 @@
             <w:pPr>
               <w:jc w:val="center"/>
               <w:rPr>
-                <w:rFonts w:asciiTheme="minorBidi" w:hAnsiTheme="minorBidi"/>
-                <w:b/>
-                <w:bCs/>
-                <w:sz w:val="14"/>
-                <w:szCs w:val="14"/>
-                <w:rtl/>
-                <w:lang w:bidi="ar-EG"/>
-              </w:rPr>
-            </w:pPr>
+                <w:b/>
+                <w:bCs/>
+                <w:rtl/>
+              </w:rPr>
+            </w:pPr>
+            <w:r>
+              <w:rPr>
+                <w:rFonts w:cs="Arial"/>
+                <w:b/>
+                <w:bCs/>
+                <w:rtl/>
+              </w:rPr>
+              <w:t>{{مساحة_البيع_فدان}}</w:t>
+            </w:r>
           </w:p>
         </w:tc>
         <w:tc>
@@ -3139,8 +1823,8 @@
                 <w:rFonts w:asciiTheme="minorBidi" w:hAnsiTheme="minorBidi"/>
                 <w:b/>
                 <w:bCs/>
-                <w:sz w:val="16"/>
-                <w:szCs w:val="16"/>
+                <w:sz w:val="20"/>
+                <w:szCs w:val="20"/>
                 <w:rtl/>
                 <w:lang w:bidi="ar-EG"/>
               </w:rPr>
@@ -3245,6 +1929,8 @@
       <w:r>
         <w:rPr>
           <w:rFonts w:cs="Arial"/>
+          <w:b/>
+          <w:bCs/>
           <w:rtl/>
         </w:rPr>
         <w:t>{{ اسم_المشتري }}</w:t>
@@ -3370,14 +2056,15 @@
       </w:r>
       <w:r>
         <w:rPr>
-          <w:b/>
-          <w:bCs/>
-          <w:sz w:val="26"/>
-          <w:szCs w:val="26"/>
-          <w:rtl/>
-          <w:lang w:bidi="ar-EG"/>
-        </w:rPr>
-        <w:t>{{ تاريخ_العقد }}</w:t>
+          <w:rFonts w:cs="Arial"/>
+          <w:b/>
+          <w:bCs/>
+          <w:sz w:val="26"/>
+          <w:szCs w:val="26"/>
+          <w:rtl/>
+          <w:lang w:bidi="ar-EG"/>
+        </w:rPr>
+        <w:t>{{تاريخ_العقد_رقمي}}</w:t>
       </w:r>
     </w:p>
     <w:p>
@@ -3665,7 +2352,6 @@
           <w:rtl/>
           <w:lang w:bidi="ar-EG"/>
         </w:rPr>
-        <w:lastRenderedPageBreak/>
         <w:t>رجاء إفادتنا عما اذا كانت توجد مديونيه من عدمه علي الارض موضوع طلب نقل الحيازة .</w:t>
       </w:r>
     </w:p>

--- a/templates/sale/طلب_نقل_حيازة 2.docx
+++ b/templates/sale/طلب_نقل_حيازة 2.docx
@@ -1101,7 +1101,7 @@
       <w:tr>
         <w:trPr>
           <w:cantSplit/>
-          <w:trHeight w:val="1740"/>
+          <w:trHeight w:val="957"/>
         </w:trPr>
         <w:tc>
           <w:tcPr>
@@ -1115,18 +1115,17 @@
             <w:pPr>
               <w:jc w:val="center"/>
               <w:rPr>
-                <w:b/>
-                <w:bCs/>
-                <w:rtl/>
-              </w:rPr>
-            </w:pPr>
-            <w:bookmarkStart w:id="0" w:name="_GoBack" w:colFirst="0" w:colLast="13"/>
-            <w:r>
-              <w:rPr>
-                <w:b/>
-                <w:bCs/>
-              </w:rPr>
-              <w:t>{% tr for l in lands %}</w:t>
+                <w:rFonts w:asciiTheme="minorBidi" w:hAnsiTheme="minorBidi"/>
+              </w:rPr>
+            </w:pPr>
+            <w:bookmarkStart w:id="0" w:name="_GoBack" w:colFirst="0" w:colLast="10"/>
+            <w:r>
+              <w:rPr>
+                <w:rFonts w:asciiTheme="minorBidi" w:hAnsiTheme="minorBidi"/>
+                <w:b/>
+                <w:bCs/>
+              </w:rPr>
+              <w:t>{%tr for l in lands %}</w:t>
             </w:r>
           </w:p>
         </w:tc>
@@ -1140,33 +1139,281 @@
           </w:tcPr>
           <w:p>
             <w:pPr>
-              <w:jc w:val="center"/>
-              <w:rPr>
-                <w:b/>
-                <w:bCs/>
-                <w:rtl/>
-              </w:rPr>
-            </w:pPr>
-            <w:r>
-              <w:rPr>
-                <w:b/>
-                <w:bCs/>
+              <w:rPr>
+                <w:rFonts w:asciiTheme="minorBidi" w:hAnsiTheme="minorBidi"/>
+              </w:rPr>
+            </w:pPr>
+          </w:p>
+        </w:tc>
+        <w:tc>
+          <w:tcPr>
+            <w:tcW w:w="511" w:type="dxa"/>
+            <w:tcBorders>
+              <w:bottom w:val="single" w:sz="4" w:space="0" w:color="auto"/>
+            </w:tcBorders>
+            <w:vAlign w:val="center"/>
+          </w:tcPr>
+          <w:p>
+            <w:pPr>
+              <w:rPr>
+                <w:rFonts w:asciiTheme="minorBidi" w:hAnsiTheme="minorBidi"/>
+              </w:rPr>
+            </w:pPr>
+          </w:p>
+        </w:tc>
+        <w:tc>
+          <w:tcPr>
+            <w:tcW w:w="531" w:type="dxa"/>
+            <w:tcBorders>
+              <w:bottom w:val="single" w:sz="4" w:space="0" w:color="auto"/>
+            </w:tcBorders>
+            <w:vAlign w:val="center"/>
+          </w:tcPr>
+          <w:p>
+            <w:pPr>
+              <w:rPr>
+                <w:rFonts w:asciiTheme="minorBidi" w:hAnsiTheme="minorBidi"/>
+              </w:rPr>
+            </w:pPr>
+          </w:p>
+        </w:tc>
+        <w:tc>
+          <w:tcPr>
+            <w:tcW w:w="567" w:type="dxa"/>
+            <w:tcBorders>
+              <w:bottom w:val="single" w:sz="4" w:space="0" w:color="auto"/>
+            </w:tcBorders>
+            <w:vAlign w:val="center"/>
+          </w:tcPr>
+          <w:p>
+            <w:pPr>
+              <w:rPr>
+                <w:rFonts w:asciiTheme="minorBidi" w:hAnsiTheme="minorBidi"/>
+              </w:rPr>
+            </w:pPr>
+          </w:p>
+        </w:tc>
+        <w:tc>
+          <w:tcPr>
+            <w:tcW w:w="497" w:type="dxa"/>
+            <w:tcBorders>
+              <w:bottom w:val="single" w:sz="4" w:space="0" w:color="auto"/>
+            </w:tcBorders>
+            <w:vAlign w:val="center"/>
+          </w:tcPr>
+          <w:p>
+            <w:pPr>
+              <w:rPr>
+                <w:rFonts w:asciiTheme="minorBidi" w:hAnsiTheme="minorBidi"/>
+              </w:rPr>
+            </w:pPr>
+          </w:p>
+        </w:tc>
+        <w:tc>
+          <w:tcPr>
+            <w:tcW w:w="558" w:type="dxa"/>
+            <w:tcBorders>
+              <w:bottom w:val="single" w:sz="4" w:space="0" w:color="auto"/>
+            </w:tcBorders>
+            <w:vAlign w:val="center"/>
+          </w:tcPr>
+          <w:p>
+            <w:pPr>
+              <w:rPr>
+                <w:rFonts w:asciiTheme="minorBidi" w:hAnsiTheme="minorBidi"/>
+              </w:rPr>
+            </w:pPr>
+          </w:p>
+        </w:tc>
+        <w:tc>
+          <w:tcPr>
+            <w:tcW w:w="595" w:type="dxa"/>
+            <w:tcBorders>
+              <w:bottom w:val="single" w:sz="4" w:space="0" w:color="auto"/>
+            </w:tcBorders>
+            <w:vAlign w:val="center"/>
+          </w:tcPr>
+          <w:p>
+            <w:pPr>
+              <w:rPr>
+                <w:rFonts w:asciiTheme="minorBidi" w:hAnsiTheme="minorBidi"/>
+              </w:rPr>
+            </w:pPr>
+          </w:p>
+        </w:tc>
+        <w:tc>
+          <w:tcPr>
+            <w:tcW w:w="497" w:type="dxa"/>
+            <w:tcBorders>
+              <w:bottom w:val="single" w:sz="4" w:space="0" w:color="auto"/>
+            </w:tcBorders>
+            <w:vAlign w:val="center"/>
+          </w:tcPr>
+          <w:p>
+            <w:pPr>
+              <w:rPr>
+                <w:rFonts w:asciiTheme="minorBidi" w:hAnsiTheme="minorBidi"/>
+              </w:rPr>
+            </w:pPr>
+          </w:p>
+        </w:tc>
+        <w:tc>
+          <w:tcPr>
+            <w:tcW w:w="558" w:type="dxa"/>
+            <w:tcBorders>
+              <w:bottom w:val="single" w:sz="4" w:space="0" w:color="auto"/>
+            </w:tcBorders>
+            <w:vAlign w:val="center"/>
+          </w:tcPr>
+          <w:p>
+            <w:pPr>
+              <w:rPr>
+                <w:rFonts w:asciiTheme="minorBidi" w:hAnsiTheme="minorBidi"/>
+              </w:rPr>
+            </w:pPr>
+          </w:p>
+        </w:tc>
+        <w:tc>
+          <w:tcPr>
+            <w:tcW w:w="848" w:type="dxa"/>
+            <w:tcBorders>
+              <w:bottom w:val="single" w:sz="4" w:space="0" w:color="auto"/>
+            </w:tcBorders>
+            <w:vAlign w:val="center"/>
+          </w:tcPr>
+          <w:p>
+            <w:pPr>
+              <w:rPr>
+                <w:rFonts w:asciiTheme="minorBidi" w:hAnsiTheme="minorBidi"/>
+              </w:rPr>
+            </w:pPr>
+          </w:p>
+        </w:tc>
+        <w:tc>
+          <w:tcPr>
+            <w:tcW w:w="992" w:type="dxa"/>
+            <w:tcBorders>
+              <w:bottom w:val="single" w:sz="4" w:space="0" w:color="auto"/>
+            </w:tcBorders>
+            <w:vAlign w:val="center"/>
+          </w:tcPr>
+          <w:p>
+            <w:pPr>
+              <w:rPr>
+                <w:rFonts w:asciiTheme="minorBidi" w:hAnsiTheme="minorBidi"/>
+              </w:rPr>
+            </w:pPr>
+          </w:p>
+        </w:tc>
+        <w:tc>
+          <w:tcPr>
+            <w:tcW w:w="851" w:type="dxa"/>
+            <w:tcBorders>
+              <w:bottom w:val="single" w:sz="4" w:space="0" w:color="auto"/>
+            </w:tcBorders>
+            <w:vAlign w:val="center"/>
+          </w:tcPr>
+          <w:p>
+            <w:pPr>
+              <w:rPr>
+                <w:rFonts w:asciiTheme="minorBidi" w:hAnsiTheme="minorBidi"/>
+              </w:rPr>
+            </w:pPr>
+          </w:p>
+        </w:tc>
+        <w:tc>
+          <w:tcPr>
+            <w:tcW w:w="1053" w:type="dxa"/>
+            <w:tcBorders>
+              <w:bottom w:val="single" w:sz="4" w:space="0" w:color="auto"/>
+            </w:tcBorders>
+            <w:vAlign w:val="center"/>
+          </w:tcPr>
+          <w:p>
+            <w:pPr>
+              <w:jc w:val="center"/>
+              <w:rPr>
+                <w:rFonts w:asciiTheme="minorBidi" w:hAnsiTheme="minorBidi"/>
+                <w:b/>
+                <w:bCs/>
+              </w:rPr>
+            </w:pPr>
+          </w:p>
+        </w:tc>
+      </w:tr>
+      <w:tr>
+        <w:trPr>
+          <w:cantSplit/>
+          <w:trHeight w:val="957"/>
+        </w:trPr>
+        <w:tc>
+          <w:tcPr>
+            <w:tcW w:w="1384" w:type="dxa"/>
+            <w:tcBorders>
+              <w:bottom w:val="single" w:sz="4" w:space="0" w:color="auto"/>
+            </w:tcBorders>
+            <w:vAlign w:val="center"/>
+          </w:tcPr>
+          <w:p>
+            <w:pPr>
+              <w:jc w:val="center"/>
+              <w:rPr>
+                <w:rFonts w:asciiTheme="minorBidi" w:hAnsiTheme="minorBidi"/>
+                <w:b/>
+                <w:bCs/>
+              </w:rPr>
+            </w:pPr>
+            <w:r>
+              <w:rPr>
+                <w:rFonts w:asciiTheme="minorBidi" w:hAnsiTheme="minorBidi"/>
+                <w:b/>
+                <w:bCs/>
+              </w:rPr>
+              <w:t>{{ l.hod }}</w:t>
+            </w:r>
+          </w:p>
+        </w:tc>
+        <w:tc>
+          <w:tcPr>
+            <w:tcW w:w="764" w:type="dxa"/>
+            <w:tcBorders>
+              <w:bottom w:val="single" w:sz="4" w:space="0" w:color="auto"/>
+            </w:tcBorders>
+            <w:vAlign w:val="center"/>
+          </w:tcPr>
+          <w:p>
+            <w:pPr>
+              <w:jc w:val="center"/>
+              <w:rPr>
+                <w:rFonts w:asciiTheme="minorBidi" w:hAnsiTheme="minorBidi"/>
+                <w:b/>
+                <w:bCs/>
+                <w:rtl/>
+              </w:rPr>
+            </w:pPr>
+            <w:r>
+              <w:rPr>
+                <w:rFonts w:asciiTheme="minorBidi" w:hAnsiTheme="minorBidi"/>
+                <w:b/>
+                <w:bCs/>
+                <w:rtl/>
               </w:rPr>
               <w:t xml:space="preserve">{{ </w:t>
             </w:r>
-            <w:proofErr w:type="spellStart"/>
-            <w:r>
-              <w:rPr>
+            <w:r>
+              <w:rPr>
+                <w:rFonts w:asciiTheme="minorBidi" w:hAnsiTheme="minorBidi"/>
                 <w:b/>
                 <w:bCs/>
               </w:rPr>
               <w:t>l.s</w:t>
             </w:r>
-            <w:proofErr w:type="spellEnd"/>
-            <w:r>
-              <w:rPr>
-                <w:b/>
-                <w:bCs/>
+            <w:r>
+              <w:rPr>
+                <w:rFonts w:asciiTheme="minorBidi" w:hAnsiTheme="minorBidi"/>
+                <w:b/>
+                <w:bCs/>
+                <w:rtl/>
               </w:rPr>
               <w:t xml:space="preserve"> }}</w:t>
             </w:r>
@@ -1184,31 +1431,35 @@
             <w:pPr>
               <w:jc w:val="center"/>
               <w:rPr>
-                <w:b/>
-                <w:bCs/>
-                <w:rtl/>
-              </w:rPr>
-            </w:pPr>
-            <w:r>
-              <w:rPr>
-                <w:b/>
-                <w:bCs/>
+                <w:rFonts w:asciiTheme="minorBidi" w:hAnsiTheme="minorBidi"/>
+                <w:b/>
+                <w:bCs/>
+                <w:rtl/>
+              </w:rPr>
+            </w:pPr>
+            <w:r>
+              <w:rPr>
+                <w:rFonts w:asciiTheme="minorBidi" w:hAnsiTheme="minorBidi"/>
+                <w:b/>
+                <w:bCs/>
+                <w:rtl/>
               </w:rPr>
               <w:t xml:space="preserve">{{ </w:t>
             </w:r>
-            <w:proofErr w:type="spellStart"/>
-            <w:r>
-              <w:rPr>
+            <w:r>
+              <w:rPr>
+                <w:rFonts w:asciiTheme="minorBidi" w:hAnsiTheme="minorBidi"/>
                 <w:b/>
                 <w:bCs/>
               </w:rPr>
               <w:t>l.k</w:t>
             </w:r>
-            <w:proofErr w:type="spellEnd"/>
-            <w:r>
-              <w:rPr>
-                <w:b/>
-                <w:bCs/>
+            <w:r>
+              <w:rPr>
+                <w:rFonts w:asciiTheme="minorBidi" w:hAnsiTheme="minorBidi"/>
+                <w:b/>
+                <w:bCs/>
+                <w:rtl/>
               </w:rPr>
               <w:t xml:space="preserve"> }}</w:t>
             </w:r>
@@ -1226,31 +1477,35 @@
             <w:pPr>
               <w:jc w:val="center"/>
               <w:rPr>
-                <w:b/>
-                <w:bCs/>
-                <w:rtl/>
-              </w:rPr>
-            </w:pPr>
-            <w:r>
-              <w:rPr>
-                <w:b/>
-                <w:bCs/>
+                <w:rFonts w:asciiTheme="minorBidi" w:hAnsiTheme="minorBidi"/>
+                <w:b/>
+                <w:bCs/>
+                <w:rtl/>
+              </w:rPr>
+            </w:pPr>
+            <w:r>
+              <w:rPr>
+                <w:rFonts w:asciiTheme="minorBidi" w:hAnsiTheme="minorBidi"/>
+                <w:b/>
+                <w:bCs/>
+                <w:rtl/>
               </w:rPr>
               <w:t xml:space="preserve">{{ </w:t>
             </w:r>
-            <w:proofErr w:type="spellStart"/>
-            <w:r>
-              <w:rPr>
+            <w:r>
+              <w:rPr>
+                <w:rFonts w:asciiTheme="minorBidi" w:hAnsiTheme="minorBidi"/>
                 <w:b/>
                 <w:bCs/>
               </w:rPr>
               <w:t>l.f</w:t>
             </w:r>
-            <w:proofErr w:type="spellEnd"/>
-            <w:r>
-              <w:rPr>
-                <w:b/>
-                <w:bCs/>
+            <w:r>
+              <w:rPr>
+                <w:rFonts w:asciiTheme="minorBidi" w:hAnsiTheme="minorBidi"/>
+                <w:b/>
+                <w:bCs/>
+                <w:rtl/>
               </w:rPr>
               <w:t xml:space="preserve"> }}</w:t>
             </w:r>
@@ -1268,12 +1523,13 @@
             <w:pPr>
               <w:jc w:val="center"/>
               <w:rPr>
-                <w:rtl/>
-              </w:rPr>
-            </w:pPr>
-            <w:r>
-              <w:rPr>
-                <w:rFonts w:hint="cs"/>
+                <w:rFonts w:asciiTheme="minorBidi" w:hAnsiTheme="minorBidi"/>
+                <w:rtl/>
+              </w:rPr>
+            </w:pPr>
+            <w:r>
+              <w:rPr>
+                <w:rFonts w:asciiTheme="minorBidi" w:hAnsiTheme="minorBidi"/>
                 <w:rtl/>
               </w:rPr>
               <w:t>ــ</w:t>
@@ -1292,12 +1548,13 @@
             <w:pPr>
               <w:jc w:val="center"/>
               <w:rPr>
-                <w:rtl/>
-              </w:rPr>
-            </w:pPr>
-            <w:r>
-              <w:rPr>
-                <w:rFonts w:hint="cs"/>
+                <w:rFonts w:asciiTheme="minorBidi" w:hAnsiTheme="minorBidi"/>
+                <w:rtl/>
+              </w:rPr>
+            </w:pPr>
+            <w:r>
+              <w:rPr>
+                <w:rFonts w:asciiTheme="minorBidi" w:hAnsiTheme="minorBidi"/>
                 <w:rtl/>
               </w:rPr>
               <w:t>ــ</w:t>
@@ -1316,12 +1573,13 @@
             <w:pPr>
               <w:jc w:val="center"/>
               <w:rPr>
-                <w:rtl/>
-              </w:rPr>
-            </w:pPr>
-            <w:r>
-              <w:rPr>
-                <w:rFonts w:hint="cs"/>
+                <w:rFonts w:asciiTheme="minorBidi" w:hAnsiTheme="minorBidi"/>
+                <w:rtl/>
+              </w:rPr>
+            </w:pPr>
+            <w:r>
+              <w:rPr>
+                <w:rFonts w:asciiTheme="minorBidi" w:hAnsiTheme="minorBidi"/>
                 <w:rtl/>
               </w:rPr>
               <w:t>ــ</w:t>
@@ -1340,12 +1598,13 @@
             <w:pPr>
               <w:jc w:val="center"/>
               <w:rPr>
-                <w:rtl/>
-              </w:rPr>
-            </w:pPr>
-            <w:r>
-              <w:rPr>
-                <w:rFonts w:hint="cs"/>
+                <w:rFonts w:asciiTheme="minorBidi" w:hAnsiTheme="minorBidi"/>
+                <w:rtl/>
+              </w:rPr>
+            </w:pPr>
+            <w:r>
+              <w:rPr>
+                <w:rFonts w:asciiTheme="minorBidi" w:hAnsiTheme="minorBidi"/>
                 <w:rtl/>
               </w:rPr>
               <w:t>ــ</w:t>
@@ -1364,12 +1623,13 @@
             <w:pPr>
               <w:jc w:val="center"/>
               <w:rPr>
-                <w:rtl/>
-              </w:rPr>
-            </w:pPr>
-            <w:r>
-              <w:rPr>
-                <w:rFonts w:hint="cs"/>
+                <w:rFonts w:asciiTheme="minorBidi" w:hAnsiTheme="minorBidi"/>
+                <w:rtl/>
+              </w:rPr>
+            </w:pPr>
+            <w:r>
+              <w:rPr>
+                <w:rFonts w:asciiTheme="minorBidi" w:hAnsiTheme="minorBidi"/>
                 <w:rtl/>
               </w:rPr>
               <w:t>ــ</w:t>
@@ -1388,12 +1648,13 @@
             <w:pPr>
               <w:jc w:val="center"/>
               <w:rPr>
-                <w:rtl/>
-              </w:rPr>
-            </w:pPr>
-            <w:r>
-              <w:rPr>
-                <w:rFonts w:hint="cs"/>
+                <w:rFonts w:asciiTheme="minorBidi" w:hAnsiTheme="minorBidi"/>
+                <w:rtl/>
+              </w:rPr>
+            </w:pPr>
+            <w:r>
+              <w:rPr>
+                <w:rFonts w:asciiTheme="minorBidi" w:hAnsiTheme="minorBidi"/>
                 <w:rtl/>
               </w:rPr>
               <w:t>ــ</w:t>
@@ -1412,31 +1673,35 @@
             <w:pPr>
               <w:jc w:val="center"/>
               <w:rPr>
-                <w:b/>
-                <w:bCs/>
-                <w:rtl/>
-              </w:rPr>
-            </w:pPr>
-            <w:r>
-              <w:rPr>
-                <w:b/>
-                <w:bCs/>
+                <w:rFonts w:asciiTheme="minorBidi" w:hAnsiTheme="minorBidi"/>
+                <w:b/>
+                <w:bCs/>
+                <w:rtl/>
+              </w:rPr>
+            </w:pPr>
+            <w:r>
+              <w:rPr>
+                <w:rFonts w:asciiTheme="minorBidi" w:hAnsiTheme="minorBidi"/>
+                <w:b/>
+                <w:bCs/>
+                <w:rtl/>
               </w:rPr>
               <w:t xml:space="preserve">{{ </w:t>
             </w:r>
-            <w:proofErr w:type="spellStart"/>
-            <w:r>
-              <w:rPr>
+            <w:r>
+              <w:rPr>
+                <w:rFonts w:asciiTheme="minorBidi" w:hAnsiTheme="minorBidi"/>
                 <w:b/>
                 <w:bCs/>
               </w:rPr>
               <w:t>l.n</w:t>
             </w:r>
-            <w:proofErr w:type="spellEnd"/>
-            <w:r>
-              <w:rPr>
-                <w:b/>
-                <w:bCs/>
+            <w:r>
+              <w:rPr>
+                <w:rFonts w:asciiTheme="minorBidi" w:hAnsiTheme="minorBidi"/>
+                <w:b/>
+                <w:bCs/>
+                <w:rtl/>
               </w:rPr>
               <w:t xml:space="preserve"> }}</w:t>
             </w:r>
@@ -1454,31 +1719,35 @@
             <w:pPr>
               <w:jc w:val="center"/>
               <w:rPr>
-                <w:b/>
-                <w:bCs/>
-                <w:rtl/>
-              </w:rPr>
-            </w:pPr>
-            <w:r>
-              <w:rPr>
-                <w:b/>
-                <w:bCs/>
+                <w:rFonts w:asciiTheme="minorBidi" w:hAnsiTheme="minorBidi"/>
+                <w:b/>
+                <w:bCs/>
+                <w:rtl/>
+              </w:rPr>
+            </w:pPr>
+            <w:r>
+              <w:rPr>
+                <w:rFonts w:asciiTheme="minorBidi" w:hAnsiTheme="minorBidi"/>
+                <w:b/>
+                <w:bCs/>
+                <w:rtl/>
               </w:rPr>
               <w:t xml:space="preserve">{{ </w:t>
             </w:r>
-            <w:proofErr w:type="spellStart"/>
-            <w:r>
-              <w:rPr>
+            <w:r>
+              <w:rPr>
+                <w:rFonts w:asciiTheme="minorBidi" w:hAnsiTheme="minorBidi"/>
                 <w:b/>
                 <w:bCs/>
               </w:rPr>
               <w:t>l.s_bound</w:t>
             </w:r>
-            <w:proofErr w:type="spellEnd"/>
-            <w:r>
-              <w:rPr>
-                <w:b/>
-                <w:bCs/>
+            <w:r>
+              <w:rPr>
+                <w:rFonts w:asciiTheme="minorBidi" w:hAnsiTheme="minorBidi"/>
+                <w:b/>
+                <w:bCs/>
+                <w:rtl/>
               </w:rPr>
               <w:t xml:space="preserve"> }}</w:t>
             </w:r>
@@ -1496,31 +1765,35 @@
             <w:pPr>
               <w:jc w:val="center"/>
               <w:rPr>
-                <w:b/>
-                <w:bCs/>
-                <w:rtl/>
-              </w:rPr>
-            </w:pPr>
-            <w:r>
-              <w:rPr>
-                <w:b/>
-                <w:bCs/>
+                <w:rFonts w:asciiTheme="minorBidi" w:hAnsiTheme="minorBidi"/>
+                <w:b/>
+                <w:bCs/>
+                <w:rtl/>
+              </w:rPr>
+            </w:pPr>
+            <w:r>
+              <w:rPr>
+                <w:rFonts w:asciiTheme="minorBidi" w:hAnsiTheme="minorBidi"/>
+                <w:b/>
+                <w:bCs/>
+                <w:rtl/>
               </w:rPr>
               <w:t xml:space="preserve">{{ </w:t>
             </w:r>
-            <w:proofErr w:type="spellStart"/>
-            <w:r>
-              <w:rPr>
+            <w:r>
+              <w:rPr>
+                <w:rFonts w:asciiTheme="minorBidi" w:hAnsiTheme="minorBidi"/>
                 <w:b/>
                 <w:bCs/>
               </w:rPr>
               <w:t>l.e</w:t>
             </w:r>
-            <w:proofErr w:type="spellEnd"/>
-            <w:r>
-              <w:rPr>
-                <w:b/>
-                <w:bCs/>
+            <w:r>
+              <w:rPr>
+                <w:rFonts w:asciiTheme="minorBidi" w:hAnsiTheme="minorBidi"/>
+                <w:b/>
+                <w:bCs/>
+                <w:rtl/>
               </w:rPr>
               <w:t xml:space="preserve"> }}</w:t>
             </w:r>
@@ -1538,22 +1811,266 @@
             <w:pPr>
               <w:jc w:val="center"/>
               <w:rPr>
-                <w:b/>
-                <w:bCs/>
-                <w:rtl/>
-              </w:rPr>
-            </w:pPr>
-            <w:r>
-              <w:rPr>
-                <w:b/>
-                <w:bCs/>
-              </w:rPr>
-              <w:t>{% tr endfor %}</w:t>
+                <w:rFonts w:asciiTheme="minorBidi" w:hAnsiTheme="minorBidi"/>
+                <w:b/>
+                <w:bCs/>
+              </w:rPr>
+            </w:pPr>
+            <w:r>
+              <w:rPr>
+                <w:rFonts w:asciiTheme="minorBidi" w:hAnsiTheme="minorBidi"/>
+                <w:b/>
+                <w:bCs/>
+              </w:rPr>
+              <w:t>{{ l.w }}</w:t>
             </w:r>
           </w:p>
         </w:tc>
       </w:tr>
-      <w:bookmarkEnd w:id="0"/>
+      <w:tr>
+        <w:trPr>
+          <w:cantSplit/>
+          <w:trHeight w:val="957"/>
+        </w:trPr>
+        <w:tc>
+          <w:tcPr>
+            <w:tcW w:w="1384" w:type="dxa"/>
+            <w:tcBorders>
+              <w:bottom w:val="single" w:sz="4" w:space="0" w:color="auto"/>
+            </w:tcBorders>
+            <w:vAlign w:val="center"/>
+          </w:tcPr>
+          <w:p>
+            <w:pPr>
+              <w:jc w:val="center"/>
+              <w:rPr>
+                <w:rFonts w:asciiTheme="minorBidi" w:hAnsiTheme="minorBidi"/>
+                <w:b/>
+                <w:bCs/>
+              </w:rPr>
+            </w:pPr>
+          </w:p>
+        </w:tc>
+        <w:tc>
+          <w:tcPr>
+            <w:tcW w:w="764" w:type="dxa"/>
+            <w:tcBorders>
+              <w:bottom w:val="single" w:sz="4" w:space="0" w:color="auto"/>
+            </w:tcBorders>
+            <w:vAlign w:val="center"/>
+          </w:tcPr>
+          <w:p>
+            <w:pPr>
+              <w:rPr>
+                <w:rFonts w:asciiTheme="minorBidi" w:hAnsiTheme="minorBidi"/>
+              </w:rPr>
+            </w:pPr>
+          </w:p>
+        </w:tc>
+        <w:tc>
+          <w:tcPr>
+            <w:tcW w:w="511" w:type="dxa"/>
+            <w:tcBorders>
+              <w:bottom w:val="single" w:sz="4" w:space="0" w:color="auto"/>
+            </w:tcBorders>
+            <w:vAlign w:val="center"/>
+          </w:tcPr>
+          <w:p>
+            <w:pPr>
+              <w:rPr>
+                <w:rFonts w:asciiTheme="minorBidi" w:hAnsiTheme="minorBidi"/>
+              </w:rPr>
+            </w:pPr>
+          </w:p>
+        </w:tc>
+        <w:tc>
+          <w:tcPr>
+            <w:tcW w:w="531" w:type="dxa"/>
+            <w:tcBorders>
+              <w:bottom w:val="single" w:sz="4" w:space="0" w:color="auto"/>
+            </w:tcBorders>
+            <w:vAlign w:val="center"/>
+          </w:tcPr>
+          <w:p>
+            <w:pPr>
+              <w:rPr>
+                <w:rFonts w:asciiTheme="minorBidi" w:hAnsiTheme="minorBidi"/>
+              </w:rPr>
+            </w:pPr>
+          </w:p>
+        </w:tc>
+        <w:tc>
+          <w:tcPr>
+            <w:tcW w:w="567" w:type="dxa"/>
+            <w:tcBorders>
+              <w:bottom w:val="single" w:sz="4" w:space="0" w:color="auto"/>
+            </w:tcBorders>
+            <w:vAlign w:val="center"/>
+          </w:tcPr>
+          <w:p>
+            <w:pPr>
+              <w:rPr>
+                <w:rFonts w:asciiTheme="minorBidi" w:hAnsiTheme="minorBidi"/>
+              </w:rPr>
+            </w:pPr>
+          </w:p>
+        </w:tc>
+        <w:tc>
+          <w:tcPr>
+            <w:tcW w:w="497" w:type="dxa"/>
+            <w:tcBorders>
+              <w:bottom w:val="single" w:sz="4" w:space="0" w:color="auto"/>
+            </w:tcBorders>
+            <w:vAlign w:val="center"/>
+          </w:tcPr>
+          <w:p>
+            <w:pPr>
+              <w:rPr>
+                <w:rFonts w:asciiTheme="minorBidi" w:hAnsiTheme="minorBidi"/>
+              </w:rPr>
+            </w:pPr>
+          </w:p>
+        </w:tc>
+        <w:tc>
+          <w:tcPr>
+            <w:tcW w:w="558" w:type="dxa"/>
+            <w:tcBorders>
+              <w:bottom w:val="single" w:sz="4" w:space="0" w:color="auto"/>
+            </w:tcBorders>
+            <w:vAlign w:val="center"/>
+          </w:tcPr>
+          <w:p>
+            <w:pPr>
+              <w:rPr>
+                <w:rFonts w:asciiTheme="minorBidi" w:hAnsiTheme="minorBidi"/>
+              </w:rPr>
+            </w:pPr>
+          </w:p>
+        </w:tc>
+        <w:tc>
+          <w:tcPr>
+            <w:tcW w:w="595" w:type="dxa"/>
+            <w:tcBorders>
+              <w:bottom w:val="single" w:sz="4" w:space="0" w:color="auto"/>
+            </w:tcBorders>
+            <w:vAlign w:val="center"/>
+          </w:tcPr>
+          <w:p>
+            <w:pPr>
+              <w:rPr>
+                <w:rFonts w:asciiTheme="minorBidi" w:hAnsiTheme="minorBidi"/>
+              </w:rPr>
+            </w:pPr>
+          </w:p>
+        </w:tc>
+        <w:tc>
+          <w:tcPr>
+            <w:tcW w:w="497" w:type="dxa"/>
+            <w:tcBorders>
+              <w:bottom w:val="single" w:sz="4" w:space="0" w:color="auto"/>
+            </w:tcBorders>
+            <w:vAlign w:val="center"/>
+          </w:tcPr>
+          <w:p>
+            <w:pPr>
+              <w:rPr>
+                <w:rFonts w:asciiTheme="minorBidi" w:hAnsiTheme="minorBidi"/>
+              </w:rPr>
+            </w:pPr>
+          </w:p>
+        </w:tc>
+        <w:tc>
+          <w:tcPr>
+            <w:tcW w:w="558" w:type="dxa"/>
+            <w:tcBorders>
+              <w:bottom w:val="single" w:sz="4" w:space="0" w:color="auto"/>
+            </w:tcBorders>
+            <w:vAlign w:val="center"/>
+          </w:tcPr>
+          <w:p>
+            <w:pPr>
+              <w:rPr>
+                <w:rFonts w:asciiTheme="minorBidi" w:hAnsiTheme="minorBidi"/>
+              </w:rPr>
+            </w:pPr>
+          </w:p>
+        </w:tc>
+        <w:tc>
+          <w:tcPr>
+            <w:tcW w:w="848" w:type="dxa"/>
+            <w:tcBorders>
+              <w:bottom w:val="single" w:sz="4" w:space="0" w:color="auto"/>
+            </w:tcBorders>
+            <w:vAlign w:val="center"/>
+          </w:tcPr>
+          <w:p>
+            <w:pPr>
+              <w:rPr>
+                <w:rFonts w:asciiTheme="minorBidi" w:hAnsiTheme="minorBidi"/>
+              </w:rPr>
+            </w:pPr>
+          </w:p>
+        </w:tc>
+        <w:tc>
+          <w:tcPr>
+            <w:tcW w:w="992" w:type="dxa"/>
+            <w:tcBorders>
+              <w:bottom w:val="single" w:sz="4" w:space="0" w:color="auto"/>
+            </w:tcBorders>
+            <w:vAlign w:val="center"/>
+          </w:tcPr>
+          <w:p>
+            <w:pPr>
+              <w:rPr>
+                <w:rFonts w:asciiTheme="minorBidi" w:hAnsiTheme="minorBidi"/>
+              </w:rPr>
+            </w:pPr>
+          </w:p>
+        </w:tc>
+        <w:tc>
+          <w:tcPr>
+            <w:tcW w:w="851" w:type="dxa"/>
+            <w:tcBorders>
+              <w:bottom w:val="single" w:sz="4" w:space="0" w:color="auto"/>
+            </w:tcBorders>
+            <w:vAlign w:val="center"/>
+          </w:tcPr>
+          <w:p>
+            <w:pPr>
+              <w:rPr>
+                <w:rFonts w:asciiTheme="minorBidi" w:hAnsiTheme="minorBidi"/>
+              </w:rPr>
+            </w:pPr>
+          </w:p>
+        </w:tc>
+        <w:tc>
+          <w:tcPr>
+            <w:tcW w:w="1053" w:type="dxa"/>
+            <w:tcBorders>
+              <w:bottom w:val="single" w:sz="4" w:space="0" w:color="auto"/>
+            </w:tcBorders>
+            <w:vAlign w:val="center"/>
+          </w:tcPr>
+          <w:p>
+            <w:pPr>
+              <w:jc w:val="center"/>
+              <w:rPr>
+                <w:rFonts w:asciiTheme="minorBidi" w:hAnsiTheme="minorBidi"/>
+                <w:b/>
+                <w:bCs/>
+              </w:rPr>
+            </w:pPr>
+            <w:r>
+              <w:rPr>
+                <w:rFonts w:asciiTheme="minorBidi" w:hAnsiTheme="minorBidi"/>
+                <w:b/>
+                <w:bCs/>
+              </w:rPr>
+              <w:t>{%tr endfor %}</w:t>
+            </w:r>
+          </w:p>
+        </w:tc>
+      </w:tr>
       <w:tr>
         <w:trPr>
           <w:trHeight w:val="427"/>
@@ -1567,6 +2084,7 @@
             <w:pPr>
               <w:jc w:val="center"/>
               <w:rPr>
+                <w:rFonts w:asciiTheme="minorBidi" w:hAnsiTheme="minorBidi"/>
                 <w:b/>
                 <w:bCs/>
                 <w:sz w:val="26"/>
@@ -1577,7 +2095,7 @@
             </w:pPr>
             <w:r>
               <w:rPr>
-                <w:rFonts w:hint="cs"/>
+                <w:rFonts w:asciiTheme="minorBidi" w:hAnsiTheme="minorBidi"/>
                 <w:b/>
                 <w:bCs/>
                 <w:sz w:val="26"/>
@@ -1598,13 +2116,15 @@
             <w:pPr>
               <w:jc w:val="center"/>
               <w:rPr>
-                <w:b/>
-                <w:bCs/>
-                <w:rtl/>
-              </w:rPr>
-            </w:pPr>
-            <w:r>
-              <w:rPr>
+                <w:rFonts w:asciiTheme="minorBidi" w:hAnsiTheme="minorBidi"/>
+                <w:b/>
+                <w:bCs/>
+                <w:rtl/>
+              </w:rPr>
+            </w:pPr>
+            <w:r>
+              <w:rPr>
+                <w:rFonts w:asciiTheme="minorBidi" w:hAnsiTheme="minorBidi"/>
                 <w:b/>
                 <w:bCs/>
                 <w:rtl/>
@@ -1622,14 +2142,15 @@
             <w:pPr>
               <w:jc w:val="center"/>
               <w:rPr>
-                <w:b/>
-                <w:bCs/>
-                <w:rtl/>
-              </w:rPr>
-            </w:pPr>
-            <w:r>
-              <w:rPr>
-                <w:rFonts w:cs="Arial"/>
+                <w:rFonts w:asciiTheme="minorBidi" w:hAnsiTheme="minorBidi"/>
+                <w:b/>
+                <w:bCs/>
+                <w:rtl/>
+              </w:rPr>
+            </w:pPr>
+            <w:r>
+              <w:rPr>
+                <w:rFonts w:asciiTheme="minorBidi" w:hAnsiTheme="minorBidi"/>
                 <w:b/>
                 <w:bCs/>
                 <w:rtl/>
@@ -1647,14 +2168,15 @@
             <w:pPr>
               <w:jc w:val="center"/>
               <w:rPr>
-                <w:b/>
-                <w:bCs/>
-                <w:rtl/>
-              </w:rPr>
-            </w:pPr>
-            <w:r>
-              <w:rPr>
-                <w:rFonts w:cs="Arial"/>
+                <w:rFonts w:asciiTheme="minorBidi" w:hAnsiTheme="minorBidi"/>
+                <w:b/>
+                <w:bCs/>
+                <w:rtl/>
+              </w:rPr>
+            </w:pPr>
+            <w:r>
+              <w:rPr>
+                <w:rFonts w:asciiTheme="minorBidi" w:hAnsiTheme="minorBidi"/>
                 <w:b/>
                 <w:bCs/>
                 <w:rtl/>
@@ -1672,12 +2194,13 @@
             <w:pPr>
               <w:jc w:val="center"/>
               <w:rPr>
-                <w:rtl/>
-              </w:rPr>
-            </w:pPr>
-            <w:r>
-              <w:rPr>
-                <w:rFonts w:hint="cs"/>
+                <w:rFonts w:asciiTheme="minorBidi" w:hAnsiTheme="minorBidi"/>
+                <w:rtl/>
+              </w:rPr>
+            </w:pPr>
+            <w:r>
+              <w:rPr>
+                <w:rFonts w:asciiTheme="minorBidi" w:hAnsiTheme="minorBidi"/>
                 <w:rtl/>
               </w:rPr>
               <w:t>ــ</w:t>
@@ -1693,12 +2216,13 @@
             <w:pPr>
               <w:jc w:val="center"/>
               <w:rPr>
-                <w:rtl/>
-              </w:rPr>
-            </w:pPr>
-            <w:r>
-              <w:rPr>
-                <w:rFonts w:hint="cs"/>
+                <w:rFonts w:asciiTheme="minorBidi" w:hAnsiTheme="minorBidi"/>
+                <w:rtl/>
+              </w:rPr>
+            </w:pPr>
+            <w:r>
+              <w:rPr>
+                <w:rFonts w:asciiTheme="minorBidi" w:hAnsiTheme="minorBidi"/>
                 <w:rtl/>
               </w:rPr>
               <w:t>ــ</w:t>
@@ -1714,12 +2238,13 @@
             <w:pPr>
               <w:jc w:val="center"/>
               <w:rPr>
-                <w:rtl/>
-              </w:rPr>
-            </w:pPr>
-            <w:r>
-              <w:rPr>
-                <w:rFonts w:hint="cs"/>
+                <w:rFonts w:asciiTheme="minorBidi" w:hAnsiTheme="minorBidi"/>
+                <w:rtl/>
+              </w:rPr>
+            </w:pPr>
+            <w:r>
+              <w:rPr>
+                <w:rFonts w:asciiTheme="minorBidi" w:hAnsiTheme="minorBidi"/>
                 <w:rtl/>
               </w:rPr>
               <w:t>ــ</w:t>
@@ -1735,12 +2260,13 @@
             <w:pPr>
               <w:jc w:val="center"/>
               <w:rPr>
-                <w:rtl/>
-              </w:rPr>
-            </w:pPr>
-            <w:r>
-              <w:rPr>
-                <w:rFonts w:hint="cs"/>
+                <w:rFonts w:asciiTheme="minorBidi" w:hAnsiTheme="minorBidi"/>
+                <w:rtl/>
+              </w:rPr>
+            </w:pPr>
+            <w:r>
+              <w:rPr>
+                <w:rFonts w:asciiTheme="minorBidi" w:hAnsiTheme="minorBidi"/>
                 <w:rtl/>
               </w:rPr>
               <w:t>ــ</w:t>
@@ -1756,12 +2282,13 @@
             <w:pPr>
               <w:jc w:val="center"/>
               <w:rPr>
-                <w:rtl/>
-              </w:rPr>
-            </w:pPr>
-            <w:r>
-              <w:rPr>
-                <w:rFonts w:hint="cs"/>
+                <w:rFonts w:asciiTheme="minorBidi" w:hAnsiTheme="minorBidi"/>
+                <w:rtl/>
+              </w:rPr>
+            </w:pPr>
+            <w:r>
+              <w:rPr>
+                <w:rFonts w:asciiTheme="minorBidi" w:hAnsiTheme="minorBidi"/>
                 <w:rtl/>
               </w:rPr>
               <w:t>ــ</w:t>
@@ -1777,12 +2304,13 @@
             <w:pPr>
               <w:jc w:val="center"/>
               <w:rPr>
-                <w:rtl/>
-              </w:rPr>
-            </w:pPr>
-            <w:r>
-              <w:rPr>
-                <w:rFonts w:hint="cs"/>
+                <w:rFonts w:asciiTheme="minorBidi" w:hAnsiTheme="minorBidi"/>
+                <w:rtl/>
+              </w:rPr>
+            </w:pPr>
+            <w:r>
+              <w:rPr>
+                <w:rFonts w:asciiTheme="minorBidi" w:hAnsiTheme="minorBidi"/>
                 <w:rtl/>
               </w:rPr>
               <w:t>ــ</w:t>
@@ -1798,6 +2326,7 @@
           <w:p>
             <w:pPr>
               <w:rPr>
+                <w:rFonts w:asciiTheme="minorBidi" w:hAnsiTheme="minorBidi"/>
                 <w:b/>
                 <w:bCs/>
                 <w:sz w:val="26"/>
@@ -1808,7 +2337,7 @@
             </w:pPr>
             <w:r>
               <w:rPr>
-                <w:rFonts w:hint="cs"/>
+                <w:rFonts w:asciiTheme="minorBidi" w:hAnsiTheme="minorBidi"/>
                 <w:b/>
                 <w:bCs/>
                 <w:sz w:val="26"/>
@@ -1834,6 +2363,7 @@
         </w:tc>
       </w:tr>
     </w:tbl>
+    <w:bookmarkEnd w:id="0"/>
     <w:p>
       <w:pPr>
         <w:spacing w:after="0" w:line="360" w:lineRule="auto"/>
@@ -2391,6 +2921,7 @@
           <w:rtl/>
           <w:lang w:bidi="ar-EG"/>
         </w:rPr>
+        <w:lastRenderedPageBreak/>
         <w:t xml:space="preserve">                                                                                             مشرف الجمعيـــــة </w:t>
       </w:r>
     </w:p>
